--- a/promt.docx
+++ b/promt.docx
@@ -11,6 +11,7 @@
         <w:suppressLineNumbers w:val="0"/>
         <w:bidi w:val="0"/>
         <w:rPr>
+          <w:rStyle w:val="6"/>
           <w:rFonts w:hint="default" w:ascii="Times New Roman" w:hAnsi="Times New Roman" w:cs="Times New Roman"/>
         </w:rPr>
       </w:pPr>
@@ -30,113 +31,335 @@
         <w:widowControl/>
         <w:suppressLineNumbers w:val="0"/>
         <w:bidi w:val="0"/>
-        <w:ind w:left="720" w:right="720"/>
-        <w:rPr>
-          <w:rFonts w:hint="default" w:ascii="Times New Roman" w:hAnsi="Times New Roman" w:cs="Times New Roman"/>
-        </w:rPr>
-      </w:pPr>
-      <w:r>
-        <w:rPr>
-          <w:rFonts w:hint="default" w:ascii="Times New Roman" w:hAnsi="Times New Roman" w:eastAsia="SimSun" w:cs="Times New Roman"/>
-          <w:sz w:val="24"/>
-          <w:szCs w:val="24"/>
-        </w:rPr>
-        <w:t xml:space="preserve">Đọc </w:t>
-      </w:r>
-      <w:r>
-        <w:rPr>
-          <w:rStyle w:val="4"/>
-          <w:rFonts w:hint="default" w:ascii="Times New Roman" w:hAnsi="Times New Roman" w:eastAsia="SimSun" w:cs="Times New Roman"/>
-          <w:sz w:val="24"/>
-          <w:szCs w:val="24"/>
-        </w:rPr>
-        <w:t>CLAUDE.md</w:t>
-      </w:r>
-      <w:r>
-        <w:rPr>
-          <w:rFonts w:hint="default" w:ascii="Times New Roman" w:hAnsi="Times New Roman" w:eastAsia="SimSun" w:cs="Times New Roman"/>
-          <w:sz w:val="24"/>
-          <w:szCs w:val="24"/>
-        </w:rPr>
-        <w:t xml:space="preserve">, </w:t>
-      </w:r>
-      <w:r>
-        <w:rPr>
-          <w:rStyle w:val="4"/>
-          <w:rFonts w:hint="default" w:ascii="Times New Roman" w:hAnsi="Times New Roman" w:eastAsia="SimSun" w:cs="Times New Roman"/>
-          <w:sz w:val="24"/>
-          <w:szCs w:val="24"/>
-        </w:rPr>
-        <w:t>docs/PROGRESS.md</w:t>
-      </w:r>
-      <w:r>
-        <w:rPr>
-          <w:rFonts w:hint="default" w:ascii="Times New Roman" w:hAnsi="Times New Roman" w:eastAsia="SimSun" w:cs="Times New Roman"/>
-          <w:sz w:val="24"/>
-          <w:szCs w:val="24"/>
-        </w:rPr>
-        <w:t xml:space="preserve">, </w:t>
-      </w:r>
-      <w:r>
-        <w:rPr>
-          <w:rStyle w:val="4"/>
-          <w:rFonts w:hint="default" w:ascii="Times New Roman" w:hAnsi="Times New Roman" w:eastAsia="SimSun" w:cs="Times New Roman"/>
-          <w:sz w:val="24"/>
-          <w:szCs w:val="24"/>
-        </w:rPr>
-        <w:t>docs/TASKS.md</w:t>
-      </w:r>
-      <w:r>
-        <w:rPr>
-          <w:rFonts w:hint="default" w:ascii="Times New Roman" w:hAnsi="Times New Roman" w:eastAsia="SimSun" w:cs="Times New Roman"/>
-          <w:sz w:val="24"/>
-          <w:szCs w:val="24"/>
-        </w:rPr>
-        <w:t xml:space="preserve">, rồi chạy </w:t>
-      </w:r>
-      <w:r>
-        <w:rPr>
-          <w:rStyle w:val="4"/>
-          <w:rFonts w:hint="default" w:ascii="Times New Roman" w:hAnsi="Times New Roman" w:eastAsia="SimSun" w:cs="Times New Roman"/>
-          <w:sz w:val="24"/>
-          <w:szCs w:val="24"/>
-        </w:rPr>
-        <w:t>git status</w:t>
-      </w:r>
-      <w:r>
-        <w:rPr>
-          <w:rFonts w:hint="default" w:ascii="Times New Roman" w:hAnsi="Times New Roman" w:eastAsia="SimSun" w:cs="Times New Roman"/>
-          <w:sz w:val="24"/>
-          <w:szCs w:val="24"/>
-        </w:rPr>
-        <w:t xml:space="preserve"> và </w:t>
-      </w:r>
-      <w:r>
-        <w:rPr>
-          <w:rStyle w:val="4"/>
-          <w:rFonts w:hint="default" w:ascii="Times New Roman" w:hAnsi="Times New Roman" w:eastAsia="SimSun" w:cs="Times New Roman"/>
-          <w:sz w:val="24"/>
-          <w:szCs w:val="24"/>
-        </w:rPr>
-        <w:t>git log --oneline -5</w:t>
-      </w:r>
-      <w:r>
-        <w:rPr>
-          <w:rFonts w:hint="default" w:ascii="Times New Roman" w:hAnsi="Times New Roman" w:eastAsia="SimSun" w:cs="Times New Roman"/>
-          <w:sz w:val="24"/>
-          <w:szCs w:val="24"/>
-        </w:rPr>
-        <w:t>. Tóm tắt mình đang ở task nào, có gì dang dở, bước kế tiếp</w:t>
+        <w:rPr>
+          <w:rStyle w:val="6"/>
+          <w:rFonts w:hint="default" w:ascii="Times New Roman" w:hAnsi="Times New Roman" w:cs="Times New Roman"/>
+          <w:lang w:val="en-US"/>
+        </w:rPr>
+      </w:pPr>
+      <w:r>
+        <w:rPr>
+          <w:rStyle w:val="6"/>
+          <w:rFonts w:hint="default" w:cs="Times New Roman"/>
+          <w:lang w:val="en-US"/>
+        </w:rPr>
+        <w:t>Có thể dùng mẫu này để kêu AI cũ dựa trên mẫu này để làm promt mới</w:t>
       </w:r>
       <w:bookmarkStart w:id="0" w:name="_GoBack"/>
       <w:bookmarkEnd w:id="0"/>
-      <w:r>
-        <w:rPr>
-          <w:rFonts w:hint="default" w:ascii="Times New Roman" w:hAnsi="Times New Roman" w:eastAsia="SimSun" w:cs="Times New Roman"/>
-          <w:sz w:val="24"/>
-          <w:szCs w:val="24"/>
-        </w:rPr>
-        <w:t xml:space="preserve"> là gì. Chưa code, chờ mình xác nhận.</w:t>
+    </w:p>
+    <w:p>
+      <w:pPr>
+        <w:rPr>
+          <w:rFonts w:hint="default" w:ascii="Times New Roman" w:hAnsi="Times New Roman" w:cs="Times New Roman"/>
+        </w:rPr>
+      </w:pPr>
+      <w:r>
+        <w:rPr>
+          <w:rFonts w:hint="default" w:ascii="Times New Roman" w:hAnsi="Times New Roman" w:cs="Times New Roman"/>
+        </w:rPr>
+        <w:t>Xin chào, tôi muốn tiếp tục phát triển dự án MultiGuide Backend (.NET 10, kiến trúc 3 lớp: Api -&gt; Business &lt;- Data; cả 3 -&gt; Domain).</w:t>
+      </w:r>
+    </w:p>
+    <w:p>
+      <w:pPr>
+        <w:rPr>
+          <w:rFonts w:hint="default" w:ascii="Times New Roman" w:hAnsi="Times New Roman" w:cs="Times New Roman"/>
+        </w:rPr>
+      </w:pPr>
+    </w:p>
+    <w:p>
+      <w:pPr>
+        <w:rPr>
+          <w:rFonts w:hint="default" w:ascii="Times New Roman" w:hAnsi="Times New Roman" w:cs="Times New Roman"/>
+        </w:rPr>
+      </w:pPr>
+      <w:r>
+        <w:rPr>
+          <w:rFonts w:hint="default" w:ascii="Times New Roman" w:hAnsi="Times New Roman" w:cs="Times New Roman"/>
+        </w:rPr>
+        <w:t>Hiện tại:</w:t>
+      </w:r>
+    </w:p>
+    <w:p>
+      <w:pPr>
+        <w:rPr>
+          <w:rFonts w:hint="default" w:ascii="Times New Roman" w:hAnsi="Times New Roman" w:cs="Times New Roman"/>
+        </w:rPr>
+      </w:pPr>
+      <w:r>
+        <w:rPr>
+          <w:rFonts w:hint="default" w:ascii="Times New Roman" w:hAnsi="Times New Roman" w:cs="Times New Roman"/>
+        </w:rPr>
+        <w:t>- Toàn bộ Ngày 1 và các Task T-2.1, T-2.2 của Ngày 2 đã hoàn thành 100% (31/31 bài test xanh, hệ thống live trên Render, Supabase Auth với tài khoản admin quanghi176@gmail.com đã kích hoạt).</w:t>
+      </w:r>
+    </w:p>
+    <w:p>
+      <w:pPr>
+        <w:rPr>
+          <w:rFonts w:hint="default" w:ascii="Times New Roman" w:hAnsi="Times New Roman" w:cs="Times New Roman"/>
+        </w:rPr>
+      </w:pPr>
+      <w:r>
+        <w:rPr>
+          <w:rFonts w:hint="default" w:ascii="Times New Roman" w:hAnsi="Times New Roman" w:cs="Times New Roman"/>
+        </w:rPr>
+        <w:t>- Bây giờ chúng ta sẽ bắt đầu thực hiện Task tiếp theo: Task T-2.3 — Business: interface Repository + AdminContentService cho tour_area; Data: repository (US-10).</w:t>
+      </w:r>
+    </w:p>
+    <w:p>
+      <w:pPr>
+        <w:rPr>
+          <w:rFonts w:hint="default" w:ascii="Times New Roman" w:hAnsi="Times New Roman" w:cs="Times New Roman"/>
+        </w:rPr>
+      </w:pPr>
+    </w:p>
+    <w:p>
+      <w:pPr>
+        <w:rPr>
+          <w:rFonts w:hint="default" w:ascii="Times New Roman" w:hAnsi="Times New Roman" w:cs="Times New Roman"/>
+        </w:rPr>
+      </w:pPr>
+      <w:r>
+        <w:rPr>
+          <w:rFonts w:hint="default" w:ascii="Times New Roman" w:hAnsi="Times New Roman" w:cs="Times New Roman"/>
+        </w:rPr>
+        <w:t>BƯỚC 1 — ĐỌC VÀ NẮM NGỮ CẢNH DỰ ÁN (BẮT BUỘC):</w:t>
+      </w:r>
+    </w:p>
+    <w:p>
+      <w:pPr>
+        <w:rPr>
+          <w:rFonts w:hint="default" w:ascii="Times New Roman" w:hAnsi="Times New Roman" w:cs="Times New Roman"/>
+        </w:rPr>
+      </w:pPr>
+      <w:r>
+        <w:rPr>
+          <w:rFonts w:hint="default" w:ascii="Times New Roman" w:hAnsi="Times New Roman" w:cs="Times New Roman"/>
+        </w:rPr>
+        <w:t>Trước khi viết bất kỳ dòng code nào, hãy đọc kỹ:</w:t>
+      </w:r>
+    </w:p>
+    <w:p>
+      <w:pPr>
+        <w:rPr>
+          <w:rFonts w:hint="default" w:ascii="Times New Roman" w:hAnsi="Times New Roman" w:cs="Times New Roman"/>
+        </w:rPr>
+      </w:pPr>
+      <w:r>
+        <w:rPr>
+          <w:rFonts w:hint="default" w:ascii="Times New Roman" w:hAnsi="Times New Roman" w:cs="Times New Roman"/>
+        </w:rPr>
+        <w:t>1. CLAUDE.md (Quy tắc cứng và kiến trúc 3 lớp: Business tuyệt đối không biết EF Core/HTTP; Data implement interface từ Business).</w:t>
+      </w:r>
+    </w:p>
+    <w:p>
+      <w:pPr>
+        <w:rPr>
+          <w:rFonts w:hint="default" w:ascii="Times New Roman" w:hAnsi="Times New Roman" w:cs="Times New Roman"/>
+        </w:rPr>
+      </w:pPr>
+      <w:r>
+        <w:rPr>
+          <w:rFonts w:hint="default" w:ascii="Times New Roman" w:hAnsi="Times New Roman" w:cs="Times New Roman"/>
+        </w:rPr>
+        <w:t>2. docs/PROGRESS.md và docs/TASKS.md (Hiện trạng dự án và danh sách việc).</w:t>
+      </w:r>
+    </w:p>
+    <w:p>
+      <w:pPr>
+        <w:rPr>
+          <w:rFonts w:hint="default" w:ascii="Times New Roman" w:hAnsi="Times New Roman" w:cs="Times New Roman"/>
+        </w:rPr>
+      </w:pPr>
+      <w:r>
+        <w:rPr>
+          <w:rFonts w:hint="default" w:ascii="Times New Roman" w:hAnsi="Times New Roman" w:cs="Times New Roman"/>
+        </w:rPr>
+        <w:t>3. docs/DECISIONS.md (Các quyết định công nghệ đã chốt).</w:t>
+      </w:r>
+    </w:p>
+    <w:p>
+      <w:pPr>
+        <w:rPr>
+          <w:rFonts w:hint="default" w:ascii="Times New Roman" w:hAnsi="Times New Roman" w:cs="Times New Roman"/>
+        </w:rPr>
+      </w:pPr>
+      <w:r>
+        <w:rPr>
+          <w:rFonts w:hint="default" w:ascii="Times New Roman" w:hAnsi="Times New Roman" w:cs="Times New Roman"/>
+        </w:rPr>
+        <w:t>4. docs/ARCHITECTURE.md, docs/ERD.md và docs/PRD.md (mục 4, 6 và US-10 trong mục 7).</w:t>
+      </w:r>
+    </w:p>
+    <w:p>
+      <w:pPr>
+        <w:rPr>
+          <w:rFonts w:hint="default" w:ascii="Times New Roman" w:hAnsi="Times New Roman" w:cs="Times New Roman"/>
+        </w:rPr>
+      </w:pPr>
+    </w:p>
+    <w:p>
+      <w:pPr>
+        <w:rPr>
+          <w:rFonts w:hint="default" w:ascii="Times New Roman" w:hAnsi="Times New Roman" w:cs="Times New Roman"/>
+        </w:rPr>
+      </w:pPr>
+      <w:r>
+        <w:rPr>
+          <w:rFonts w:hint="default" w:ascii="Times New Roman" w:hAnsi="Times New Roman" w:cs="Times New Roman"/>
+        </w:rPr>
+        <w:t>BƯỚC 2 — KIỂM TRA HIỆN TRẠNG &amp; TÌM FILE LIÊN QUAN ĐẾN TASK T-2.3:</w:t>
+      </w:r>
+    </w:p>
+    <w:p>
+      <w:pPr>
+        <w:rPr>
+          <w:rFonts w:hint="default" w:ascii="Times New Roman" w:hAnsi="Times New Roman" w:cs="Times New Roman"/>
+        </w:rPr>
+      </w:pPr>
+      <w:r>
+        <w:rPr>
+          <w:rFonts w:hint="default" w:ascii="Times New Roman" w:hAnsi="Times New Roman" w:cs="Times New Roman"/>
+        </w:rPr>
+        <w:t>1. Chạy `git status` và `git log --oneline -5` để xác nhận nhánh sạch và commit mới nhất.</w:t>
+      </w:r>
+    </w:p>
+    <w:p>
+      <w:pPr>
+        <w:rPr>
+          <w:rFonts w:hint="default" w:ascii="Times New Roman" w:hAnsi="Times New Roman" w:cs="Times New Roman"/>
+        </w:rPr>
+      </w:pPr>
+      <w:r>
+        <w:rPr>
+          <w:rFonts w:hint="default" w:ascii="Times New Roman" w:hAnsi="Times New Roman" w:cs="Times New Roman"/>
+        </w:rPr>
+        <w:t>2. Kiểm tra entity `TourArea.cs`, `MultiGuideDbContext.cs`, và `DependencyInjection.cs` của Business &amp; Data.</w:t>
+      </w:r>
+    </w:p>
+    <w:p>
+      <w:pPr>
+        <w:rPr>
+          <w:rFonts w:hint="default" w:ascii="Times New Roman" w:hAnsi="Times New Roman" w:cs="Times New Roman"/>
+        </w:rPr>
+      </w:pPr>
+    </w:p>
+    <w:p>
+      <w:pPr>
+        <w:rPr>
+          <w:rFonts w:hint="default" w:ascii="Times New Roman" w:hAnsi="Times New Roman" w:cs="Times New Roman"/>
+        </w:rPr>
+      </w:pPr>
+      <w:r>
+        <w:rPr>
+          <w:rFonts w:hint="default" w:ascii="Times New Roman" w:hAnsi="Times New Roman" w:cs="Times New Roman"/>
+        </w:rPr>
+        <w:t>BƯỚC 3 — ĐỀ XUẤT KẾ HOẠCH &amp; CHỜ XÁC NHẬN:</w:t>
+      </w:r>
+    </w:p>
+    <w:p>
+      <w:pPr>
+        <w:rPr>
+          <w:rFonts w:hint="default" w:ascii="Times New Roman" w:hAnsi="Times New Roman" w:cs="Times New Roman"/>
+        </w:rPr>
+      </w:pPr>
+      <w:r>
+        <w:rPr>
+          <w:rFonts w:hint="default" w:ascii="Times New Roman" w:hAnsi="Times New Roman" w:cs="Times New Roman"/>
+        </w:rPr>
+        <w:t>- Tóm tắt ngắn gọn hiện trạng dự án.</w:t>
+      </w:r>
+    </w:p>
+    <w:p>
+      <w:pPr>
+        <w:rPr>
+          <w:rFonts w:hint="default" w:ascii="Times New Roman" w:hAnsi="Times New Roman" w:cs="Times New Roman"/>
+        </w:rPr>
+      </w:pPr>
+      <w:r>
+        <w:rPr>
+          <w:rFonts w:hint="default" w:ascii="Times New Roman" w:hAnsi="Times New Roman" w:cs="Times New Roman"/>
+        </w:rPr>
+        <w:t>- Đề xuất thiết kế chi tiết cho Task T-2.3:</w:t>
+      </w:r>
+    </w:p>
+    <w:p>
+      <w:pPr>
+        <w:rPr>
+          <w:rFonts w:hint="default" w:ascii="Times New Roman" w:hAnsi="Times New Roman" w:cs="Times New Roman"/>
+        </w:rPr>
+      </w:pPr>
+      <w:r>
+        <w:rPr>
+          <w:rFonts w:hint="default" w:ascii="Times New Roman" w:hAnsi="Times New Roman" w:cs="Times New Roman"/>
+        </w:rPr>
+        <w:t xml:space="preserve">  + Định nghĩa interface `IAreaRepository` trong tầng Business (các phương thức tìm theo Id, Code, lấy danh sách, thêm, sửa, kiểm tra trùng code).</w:t>
+      </w:r>
+    </w:p>
+    <w:p>
+      <w:pPr>
+        <w:rPr>
+          <w:rFonts w:hint="default" w:ascii="Times New Roman" w:hAnsi="Times New Roman" w:cs="Times New Roman"/>
+        </w:rPr>
+      </w:pPr>
+      <w:r>
+        <w:rPr>
+          <w:rFonts w:hint="default" w:ascii="Times New Roman" w:hAnsi="Times New Roman" w:cs="Times New Roman"/>
+        </w:rPr>
+        <w:t xml:space="preserve">  + Định nghĩa DTOs và nghiệp vụ trong `AdminContentService` (tầng Business): validate code chuẩn chữ thường/số/gạch ngang, validate giá &gt; 0, kiểm tra unique code (trùng ném ConflictException mã lỗi DUPLICATE_REQUEST / CONFLICT), xóa mềm (is_active = false).</w:t>
+      </w:r>
+    </w:p>
+    <w:p>
+      <w:pPr>
+        <w:rPr>
+          <w:rFonts w:hint="default" w:ascii="Times New Roman" w:hAnsi="Times New Roman" w:cs="Times New Roman"/>
+        </w:rPr>
+      </w:pPr>
+      <w:r>
+        <w:rPr>
+          <w:rFonts w:hint="default" w:ascii="Times New Roman" w:hAnsi="Times New Roman" w:cs="Times New Roman"/>
+        </w:rPr>
+        <w:t xml:space="preserve">  + Triển khai `AreaRepository` trong tầng Data bằng EF Core.</w:t>
+      </w:r>
+    </w:p>
+    <w:p>
+      <w:pPr>
+        <w:rPr>
+          <w:rFonts w:hint="default" w:ascii="Times New Roman" w:hAnsi="Times New Roman" w:cs="Times New Roman"/>
+        </w:rPr>
+      </w:pPr>
+      <w:r>
+        <w:rPr>
+          <w:rFonts w:hint="default" w:ascii="Times New Roman" w:hAnsi="Times New Roman" w:cs="Times New Roman"/>
+        </w:rPr>
+        <w:t xml:space="preserve">  + Đăng ký DI trong Business &amp; Data.</w:t>
+      </w:r>
+    </w:p>
+    <w:p>
+      <w:pPr>
+        <w:rPr>
+          <w:rFonts w:hint="default" w:ascii="Times New Roman" w:hAnsi="Times New Roman" w:cs="Times New Roman"/>
+        </w:rPr>
+      </w:pPr>
+      <w:r>
+        <w:rPr>
+          <w:rFonts w:hint="default" w:ascii="Times New Roman" w:hAnsi="Times New Roman" w:cs="Times New Roman"/>
+        </w:rPr>
+        <w:t xml:space="preserve">  + Kế hoạch viết Unit Test cho `AdminContentService` (mock IAreaRepository) trong `MultiGuide.Business.Tests`.</w:t>
+      </w:r>
+    </w:p>
+    <w:p>
+      <w:pPr>
+        <w:rPr>
+          <w:rFonts w:hint="default" w:ascii="Times New Roman" w:hAnsi="Times New Roman" w:cs="Times New Roman"/>
+        </w:rPr>
+      </w:pPr>
+      <w:r>
+        <w:rPr>
+          <w:rFonts w:hint="default" w:ascii="Times New Roman" w:hAnsi="Times New Roman" w:cs="Times New Roman"/>
+        </w:rPr>
+        <w:t>- DỪNG LẠI VÀ CHỜ TÔI XÁC NHẬN DUYỆT KẾ HOẠCH rồi mới tiến hành viết code.</w:t>
       </w:r>
     </w:p>
     <w:p>
@@ -259,18 +482,18 @@
     <w:lsdException w:unhideWhenUsed="0" w:uiPriority="0" w:semiHidden="0" w:name="Document Map"/>
     <w:lsdException w:unhideWhenUsed="0" w:uiPriority="0" w:semiHidden="0" w:name="Plain Text"/>
     <w:lsdException w:unhideWhenUsed="0" w:uiPriority="0" w:semiHidden="0" w:name="E-mail Signature"/>
-    <w:lsdException w:unhideWhenUsed="0" w:uiPriority="0" w:semiHidden="0" w:name="Normal (Web)"/>
+    <w:lsdException w:qFormat="1" w:unhideWhenUsed="0" w:uiPriority="0" w:semiHidden="0" w:name="Normal (Web)"/>
     <w:lsdException w:unhideWhenUsed="0" w:uiPriority="0" w:semiHidden="0" w:name="HTML Acronym"/>
     <w:lsdException w:unhideWhenUsed="0" w:uiPriority="0" w:semiHidden="0" w:name="HTML Address"/>
     <w:lsdException w:unhideWhenUsed="0" w:uiPriority="0" w:semiHidden="0" w:name="HTML Cite"/>
-    <w:lsdException w:unhideWhenUsed="0" w:uiPriority="0" w:semiHidden="0" w:name="HTML Code"/>
+    <w:lsdException w:qFormat="1" w:unhideWhenUsed="0" w:uiPriority="0" w:semiHidden="0" w:name="HTML Code"/>
     <w:lsdException w:unhideWhenUsed="0" w:uiPriority="0" w:semiHidden="0" w:name="HTML Definition"/>
     <w:lsdException w:unhideWhenUsed="0" w:uiPriority="0" w:semiHidden="0" w:name="HTML Keyboard"/>
     <w:lsdException w:unhideWhenUsed="0" w:uiPriority="0" w:semiHidden="0" w:name="HTML Preformatted"/>
     <w:lsdException w:unhideWhenUsed="0" w:uiPriority="0" w:semiHidden="0" w:name="HTML Sample"/>
     <w:lsdException w:unhideWhenUsed="0" w:uiPriority="0" w:semiHidden="0" w:name="HTML Typewriter"/>
     <w:lsdException w:unhideWhenUsed="0" w:uiPriority="0" w:semiHidden="0" w:name="HTML Variable"/>
-    <w:lsdException w:unhideWhenUsed="0" w:uiPriority="0" w:name="Normal Table"/>
+    <w:lsdException w:qFormat="1" w:unhideWhenUsed="0" w:uiPriority="0" w:name="Normal Table"/>
     <w:lsdException w:unhideWhenUsed="0" w:uiPriority="0" w:semiHidden="0" w:name="annotation subject"/>
     <w:lsdException w:unhideWhenUsed="0" w:uiPriority="0" w:semiHidden="0" w:name="Table Simple 1"/>
     <w:lsdException w:unhideWhenUsed="0" w:uiPriority="0" w:semiHidden="0" w:name="Table Simple 2"/>
@@ -434,6 +657,7 @@
   <w:style w:type="table" w:default="1" w:styleId="3">
     <w:name w:val="Normal Table"/>
     <w:semiHidden/>
+    <w:qFormat/>
     <w:uiPriority w:val="0"/>
     <w:tblPr>
       <w:tblCellMar>
@@ -447,6 +671,7 @@
   <w:style w:type="character" w:styleId="4">
     <w:name w:val="HTML Code"/>
     <w:basedOn w:val="2"/>
+    <w:qFormat/>
     <w:uiPriority w:val="0"/>
     <w:rPr>
       <w:rFonts w:ascii="Courier New" w:hAnsi="Courier New" w:cs="Courier New"/>
@@ -456,6 +681,7 @@
   </w:style>
   <w:style w:type="paragraph" w:styleId="5">
     <w:name w:val="Normal (Web)"/>
+    <w:qFormat/>
     <w:uiPriority w:val="0"/>
     <w:pPr>
       <w:spacing w:before="0" w:beforeAutospacing="1" w:after="0" w:afterAutospacing="1"/>
@@ -463,6 +689,7 @@
       <w:jc w:val="left"/>
     </w:pPr>
     <w:rPr>
+      <w:rFonts w:ascii="Times New Roman" w:hAnsi="Times New Roman" w:eastAsia="SimSun" w:cs="Times New Roman"/>
       <w:kern w:val="0"/>
       <w:sz w:val="24"/>
       <w:szCs w:val="24"/>

--- a/promt.docx
+++ b/promt.docx
@@ -4,20 +4,20 @@
   <w:body>
     <w:p>
       <w:pPr>
-        <w:pStyle w:val="5"/>
+        <w:pStyle w:val="7"/>
         <w:keepNext w:val="0"/>
         <w:keepLines w:val="0"/>
         <w:widowControl/>
         <w:suppressLineNumbers w:val="0"/>
         <w:bidi w:val="0"/>
         <w:rPr>
-          <w:rStyle w:val="6"/>
-          <w:rFonts w:hint="default" w:ascii="Times New Roman" w:hAnsi="Times New Roman" w:cs="Times New Roman"/>
-        </w:rPr>
-      </w:pPr>
-      <w:r>
-        <w:rPr>
-          <w:rStyle w:val="6"/>
+          <w:rStyle w:val="8"/>
+          <w:rFonts w:hint="default" w:ascii="Times New Roman" w:hAnsi="Times New Roman" w:cs="Times New Roman"/>
+        </w:rPr>
+      </w:pPr>
+      <w:r>
+        <w:rPr>
+          <w:rStyle w:val="8"/>
           <w:rFonts w:hint="default" w:ascii="Times New Roman" w:hAnsi="Times New Roman" w:cs="Times New Roman"/>
         </w:rPr>
         <w:t>Prompt mở đầu mỗi chat mới:</w:t>
@@ -25,349 +25,816 @@
     </w:p>
     <w:p>
       <w:pPr>
-        <w:pStyle w:val="5"/>
+        <w:pStyle w:val="7"/>
         <w:keepNext w:val="0"/>
         <w:keepLines w:val="0"/>
         <w:widowControl/>
         <w:suppressLineNumbers w:val="0"/>
         <w:bidi w:val="0"/>
         <w:rPr>
-          <w:rStyle w:val="6"/>
-          <w:rFonts w:hint="default" w:ascii="Times New Roman" w:hAnsi="Times New Roman" w:cs="Times New Roman"/>
-          <w:lang w:val="en-US"/>
-        </w:rPr>
-      </w:pPr>
-      <w:r>
-        <w:rPr>
-          <w:rStyle w:val="6"/>
+          <w:rStyle w:val="8"/>
+          <w:rFonts w:hint="default" w:ascii="Times New Roman" w:hAnsi="Times New Roman" w:cs="Times New Roman"/>
+          <w:lang w:val="en-US"/>
+        </w:rPr>
+      </w:pPr>
+      <w:r>
+        <w:rPr>
+          <w:rStyle w:val="8"/>
           <w:rFonts w:hint="default" w:cs="Times New Roman"/>
           <w:lang w:val="en-US"/>
         </w:rPr>
         <w:t>Có thể dùng mẫu này để kêu AI cũ dựa trên mẫu này để làm promt mới</w:t>
+      </w:r>
+    </w:p>
+    <w:p>
+      <w:pPr>
+        <w:rPr>
+          <w:rFonts w:hint="default" w:ascii="Times New Roman" w:hAnsi="Times New Roman" w:cs="Times New Roman"/>
+        </w:rPr>
+      </w:pPr>
+      <w:r>
+        <w:rPr>
+          <w:rFonts w:hint="default" w:ascii="Times New Roman" w:hAnsi="Times New Roman" w:cs="Times New Roman"/>
+        </w:rPr>
+        <w:t>Xin chào, tôi muốn tiếp tục phát triển dự án MultiGuide Backend (.NET 10, kiến trúc 3 lớp: Api -&gt; Business &lt;- Data; cả 3 -&gt; Domain).</w:t>
+      </w:r>
+    </w:p>
+    <w:p>
+      <w:pPr>
+        <w:rPr>
+          <w:rFonts w:hint="default" w:ascii="Times New Roman" w:hAnsi="Times New Roman" w:cs="Times New Roman"/>
+        </w:rPr>
+      </w:pPr>
+    </w:p>
+    <w:p>
+      <w:pPr>
+        <w:rPr>
+          <w:rFonts w:hint="default" w:ascii="Times New Roman" w:hAnsi="Times New Roman" w:cs="Times New Roman"/>
+        </w:rPr>
+      </w:pPr>
+      <w:r>
+        <w:rPr>
+          <w:rFonts w:hint="default" w:ascii="Times New Roman" w:hAnsi="Times New Roman" w:cs="Times New Roman"/>
+        </w:rPr>
+        <w:t>Hiện tại:</w:t>
+      </w:r>
+    </w:p>
+    <w:p>
+      <w:pPr>
+        <w:rPr>
+          <w:rFonts w:hint="default" w:ascii="Times New Roman" w:hAnsi="Times New Roman" w:cs="Times New Roman"/>
+        </w:rPr>
+      </w:pPr>
+      <w:r>
+        <w:rPr>
+          <w:rFonts w:hint="default" w:ascii="Times New Roman" w:hAnsi="Times New Roman" w:cs="Times New Roman"/>
+        </w:rPr>
+        <w:t>- Toàn bộ Ngày 1 và các Task T-2.1, T-2.2 của Ngày 2 đã hoàn thành 100% (31/31 bài test xanh, hệ thống live trên Render, Supabase Auth với tài khoản admin quanghi176@gmail.com đã kích hoạt).</w:t>
+      </w:r>
+    </w:p>
+    <w:p>
+      <w:pPr>
+        <w:rPr>
+          <w:rFonts w:hint="default" w:ascii="Times New Roman" w:hAnsi="Times New Roman" w:cs="Times New Roman"/>
+        </w:rPr>
+      </w:pPr>
+      <w:r>
+        <w:rPr>
+          <w:rFonts w:hint="default" w:ascii="Times New Roman" w:hAnsi="Times New Roman" w:cs="Times New Roman"/>
+        </w:rPr>
+        <w:t>- Bây giờ chúng ta sẽ bắt đầu thực hiện Task tiếp theo: Task T-2.3 — Business: interface Repository + AdminContentService cho tour_area; Data: repository (US-10).</w:t>
+      </w:r>
+    </w:p>
+    <w:p>
+      <w:pPr>
+        <w:rPr>
+          <w:rFonts w:hint="default" w:ascii="Times New Roman" w:hAnsi="Times New Roman" w:cs="Times New Roman"/>
+        </w:rPr>
+      </w:pPr>
+    </w:p>
+    <w:p>
+      <w:pPr>
+        <w:rPr>
+          <w:rFonts w:hint="default" w:ascii="Times New Roman" w:hAnsi="Times New Roman" w:cs="Times New Roman"/>
+        </w:rPr>
+      </w:pPr>
+      <w:r>
+        <w:rPr>
+          <w:rFonts w:hint="default" w:ascii="Times New Roman" w:hAnsi="Times New Roman" w:cs="Times New Roman"/>
+        </w:rPr>
+        <w:t>BƯỚC 1 — ĐỌC VÀ NẮM NGỮ CẢNH DỰ ÁN (BẮT BUỘC):</w:t>
+      </w:r>
+    </w:p>
+    <w:p>
+      <w:pPr>
+        <w:rPr>
+          <w:rFonts w:hint="default" w:ascii="Times New Roman" w:hAnsi="Times New Roman" w:cs="Times New Roman"/>
+        </w:rPr>
+      </w:pPr>
+      <w:r>
+        <w:rPr>
+          <w:rFonts w:hint="default" w:ascii="Times New Roman" w:hAnsi="Times New Roman" w:cs="Times New Roman"/>
+        </w:rPr>
+        <w:t>Trước khi viết bất kỳ dòng code nào, hãy đọc kỹ:</w:t>
+      </w:r>
+    </w:p>
+    <w:p>
+      <w:pPr>
+        <w:rPr>
+          <w:rFonts w:hint="default" w:ascii="Times New Roman" w:hAnsi="Times New Roman" w:cs="Times New Roman"/>
+        </w:rPr>
+      </w:pPr>
+      <w:r>
+        <w:rPr>
+          <w:rFonts w:hint="default" w:ascii="Times New Roman" w:hAnsi="Times New Roman" w:cs="Times New Roman"/>
+        </w:rPr>
+        <w:t>1. CLAUDE.md (Quy tắc cứng và kiến trúc 3 lớp: Business tuyệt đối không biết EF Core/HTTP; Data implement interface từ Business).</w:t>
+      </w:r>
+    </w:p>
+    <w:p>
+      <w:pPr>
+        <w:rPr>
+          <w:rFonts w:hint="default" w:ascii="Times New Roman" w:hAnsi="Times New Roman" w:cs="Times New Roman"/>
+        </w:rPr>
+      </w:pPr>
+      <w:r>
+        <w:rPr>
+          <w:rFonts w:hint="default" w:ascii="Times New Roman" w:hAnsi="Times New Roman" w:cs="Times New Roman"/>
+        </w:rPr>
+        <w:t>2. docs/PROGRESS.md và docs/TASKS.md (Hiện trạng dự án và danh sách việc).</w:t>
+      </w:r>
+    </w:p>
+    <w:p>
+      <w:pPr>
+        <w:rPr>
+          <w:rFonts w:hint="default" w:ascii="Times New Roman" w:hAnsi="Times New Roman" w:cs="Times New Roman"/>
+        </w:rPr>
+      </w:pPr>
+      <w:r>
+        <w:rPr>
+          <w:rFonts w:hint="default" w:ascii="Times New Roman" w:hAnsi="Times New Roman" w:cs="Times New Roman"/>
+        </w:rPr>
+        <w:t>3. docs/DECISIONS.md (Các quyết định công nghệ đã chốt).</w:t>
+      </w:r>
+    </w:p>
+    <w:p>
+      <w:pPr>
+        <w:rPr>
+          <w:rFonts w:hint="default" w:ascii="Times New Roman" w:hAnsi="Times New Roman" w:cs="Times New Roman"/>
+        </w:rPr>
+      </w:pPr>
+      <w:r>
+        <w:rPr>
+          <w:rFonts w:hint="default" w:ascii="Times New Roman" w:hAnsi="Times New Roman" w:cs="Times New Roman"/>
+        </w:rPr>
+        <w:t>4. docs/ARCHITECTURE.md, docs/ERD.md và docs/PRD.md (mục 4, 6 và US-10 trong mục 7).</w:t>
+      </w:r>
+    </w:p>
+    <w:p>
+      <w:pPr>
+        <w:rPr>
+          <w:rFonts w:hint="default" w:ascii="Times New Roman" w:hAnsi="Times New Roman" w:cs="Times New Roman"/>
+        </w:rPr>
+      </w:pPr>
+    </w:p>
+    <w:p>
+      <w:pPr>
+        <w:rPr>
+          <w:rFonts w:hint="default" w:ascii="Times New Roman" w:hAnsi="Times New Roman" w:cs="Times New Roman"/>
+        </w:rPr>
+      </w:pPr>
+      <w:r>
+        <w:rPr>
+          <w:rFonts w:hint="default" w:ascii="Times New Roman" w:hAnsi="Times New Roman" w:cs="Times New Roman"/>
+        </w:rPr>
+        <w:t>BƯỚC 2 — KIỂM TRA HIỆN TRẠNG &amp; TÌM FILE LIÊN QUAN ĐẾN TASK T-2.3:</w:t>
+      </w:r>
+    </w:p>
+    <w:p>
+      <w:pPr>
+        <w:rPr>
+          <w:rFonts w:hint="default" w:ascii="Times New Roman" w:hAnsi="Times New Roman" w:cs="Times New Roman"/>
+        </w:rPr>
+      </w:pPr>
+      <w:r>
+        <w:rPr>
+          <w:rFonts w:hint="default" w:ascii="Times New Roman" w:hAnsi="Times New Roman" w:cs="Times New Roman"/>
+        </w:rPr>
+        <w:t>1. Chạy `git status` và `git log --oneline -5` để xác nhận nhánh sạch và commit mới nhất.</w:t>
+      </w:r>
+    </w:p>
+    <w:p>
+      <w:pPr>
+        <w:rPr>
+          <w:rFonts w:hint="default" w:ascii="Times New Roman" w:hAnsi="Times New Roman" w:cs="Times New Roman"/>
+        </w:rPr>
+      </w:pPr>
+      <w:r>
+        <w:rPr>
+          <w:rFonts w:hint="default" w:ascii="Times New Roman" w:hAnsi="Times New Roman" w:cs="Times New Roman"/>
+        </w:rPr>
+        <w:t>2. Kiểm tra entity `TourArea.cs`, `MultiGuideDbContext.cs`, và `DependencyInjection.cs` của Business &amp; Data.</w:t>
+      </w:r>
+    </w:p>
+    <w:p>
+      <w:pPr>
+        <w:rPr>
+          <w:rFonts w:hint="default" w:ascii="Times New Roman" w:hAnsi="Times New Roman" w:cs="Times New Roman"/>
+        </w:rPr>
+      </w:pPr>
+    </w:p>
+    <w:p>
+      <w:pPr>
+        <w:rPr>
+          <w:rFonts w:hint="default" w:ascii="Times New Roman" w:hAnsi="Times New Roman" w:cs="Times New Roman"/>
+        </w:rPr>
+      </w:pPr>
+      <w:r>
+        <w:rPr>
+          <w:rFonts w:hint="default" w:ascii="Times New Roman" w:hAnsi="Times New Roman" w:cs="Times New Roman"/>
+        </w:rPr>
+        <w:t>BƯỚC 3 — ĐỀ XUẤT KẾ HOẠCH &amp; CHỜ XÁC NHẬN:</w:t>
+      </w:r>
+    </w:p>
+    <w:p>
+      <w:pPr>
+        <w:rPr>
+          <w:rFonts w:hint="default" w:ascii="Times New Roman" w:hAnsi="Times New Roman" w:cs="Times New Roman"/>
+        </w:rPr>
+      </w:pPr>
+      <w:r>
+        <w:rPr>
+          <w:rFonts w:hint="default" w:ascii="Times New Roman" w:hAnsi="Times New Roman" w:cs="Times New Roman"/>
+        </w:rPr>
+        <w:t>- Tóm tắt ngắn gọn hiện trạng dự án.</w:t>
+      </w:r>
+    </w:p>
+    <w:p>
+      <w:pPr>
+        <w:rPr>
+          <w:rFonts w:hint="default" w:ascii="Times New Roman" w:hAnsi="Times New Roman" w:cs="Times New Roman"/>
+        </w:rPr>
+      </w:pPr>
+      <w:r>
+        <w:rPr>
+          <w:rFonts w:hint="default" w:ascii="Times New Roman" w:hAnsi="Times New Roman" w:cs="Times New Roman"/>
+        </w:rPr>
+        <w:t>- Đề xuất thiết kế chi tiết cho Task T-2.3:</w:t>
+      </w:r>
+    </w:p>
+    <w:p>
+      <w:pPr>
+        <w:rPr>
+          <w:rFonts w:hint="default" w:ascii="Times New Roman" w:hAnsi="Times New Roman" w:cs="Times New Roman"/>
+        </w:rPr>
+      </w:pPr>
+      <w:r>
+        <w:rPr>
+          <w:rFonts w:hint="default" w:ascii="Times New Roman" w:hAnsi="Times New Roman" w:cs="Times New Roman"/>
+        </w:rPr>
+        <w:t xml:space="preserve">  + Định nghĩa interface `IAreaRepository` trong tầng Business (các phương thức tìm theo Id, Code, lấy danh sách, thêm, sửa, kiểm tra trùng code).</w:t>
+      </w:r>
+    </w:p>
+    <w:p>
+      <w:pPr>
+        <w:rPr>
+          <w:rFonts w:hint="default" w:ascii="Times New Roman" w:hAnsi="Times New Roman" w:cs="Times New Roman"/>
+        </w:rPr>
+      </w:pPr>
+      <w:r>
+        <w:rPr>
+          <w:rFonts w:hint="default" w:ascii="Times New Roman" w:hAnsi="Times New Roman" w:cs="Times New Roman"/>
+        </w:rPr>
+        <w:t xml:space="preserve">  + Định nghĩa DTOs và nghiệp vụ trong `AdminContentService` (tầng Business): validate code chuẩn chữ thường/số/gạch ngang, validate giá &gt; 0, kiểm tra unique code (trùng ném ConflictException mã lỗi DUPLICATE_REQUEST / CONFLICT), xóa mềm (is_active = false).</w:t>
+      </w:r>
+    </w:p>
+    <w:p>
+      <w:pPr>
+        <w:rPr>
+          <w:rFonts w:hint="default" w:ascii="Times New Roman" w:hAnsi="Times New Roman" w:cs="Times New Roman"/>
+        </w:rPr>
+      </w:pPr>
+      <w:r>
+        <w:rPr>
+          <w:rFonts w:hint="default" w:ascii="Times New Roman" w:hAnsi="Times New Roman" w:cs="Times New Roman"/>
+        </w:rPr>
+        <w:t xml:space="preserve">  + Triển khai `AreaRepository` trong tầng Data bằng EF Core.</w:t>
+      </w:r>
+    </w:p>
+    <w:p>
+      <w:pPr>
+        <w:rPr>
+          <w:rFonts w:hint="default" w:ascii="Times New Roman" w:hAnsi="Times New Roman" w:cs="Times New Roman"/>
+        </w:rPr>
+      </w:pPr>
+      <w:r>
+        <w:rPr>
+          <w:rFonts w:hint="default" w:ascii="Times New Roman" w:hAnsi="Times New Roman" w:cs="Times New Roman"/>
+        </w:rPr>
+        <w:t xml:space="preserve">  + Đăng ký DI trong Business &amp; Data.</w:t>
+      </w:r>
+    </w:p>
+    <w:p>
+      <w:pPr>
+        <w:rPr>
+          <w:rFonts w:hint="default" w:ascii="Times New Roman" w:hAnsi="Times New Roman" w:cs="Times New Roman"/>
+        </w:rPr>
+      </w:pPr>
+      <w:r>
+        <w:rPr>
+          <w:rFonts w:hint="default" w:ascii="Times New Roman" w:hAnsi="Times New Roman" w:cs="Times New Roman"/>
+        </w:rPr>
+        <w:t xml:space="preserve">  + Kế hoạch viết Unit Test cho `AdminContentService` (mock IAreaRepository) trong `MultiGuide.Business.Tests`.</w:t>
+      </w:r>
+    </w:p>
+    <w:p>
+      <w:pPr>
+        <w:rPr>
+          <w:rFonts w:hint="default" w:ascii="Times New Roman" w:hAnsi="Times New Roman" w:cs="Times New Roman"/>
+        </w:rPr>
+      </w:pPr>
+      <w:r>
+        <w:rPr>
+          <w:rFonts w:hint="default" w:ascii="Times New Roman" w:hAnsi="Times New Roman" w:cs="Times New Roman"/>
+        </w:rPr>
+        <w:t>- DỪNG LẠI VÀ CHỜ TÔI XÁC NHẬN DUYỆT KẾ HOẠCH rồi mới tiến hành viết code.</w:t>
+      </w:r>
+    </w:p>
+    <w:p>
+      <w:pPr>
+        <w:rPr>
+          <w:rFonts w:hint="default" w:ascii="Times New Roman" w:hAnsi="Times New Roman" w:cs="Times New Roman"/>
+        </w:rPr>
+      </w:pPr>
+    </w:p>
+    <w:p>
+      <w:pPr>
+        <w:rPr>
+          <w:rFonts w:hint="default" w:ascii="Times New Roman" w:hAnsi="Times New Roman" w:cs="Times New Roman"/>
+        </w:rPr>
+      </w:pPr>
+    </w:p>
+    <w:p>
+      <w:pPr>
+        <w:rPr>
+          <w:rFonts w:hint="default" w:ascii="Times New Roman" w:hAnsi="Times New Roman" w:cs="Times New Roman"/>
+          <w:lang w:val="en-US"/>
+        </w:rPr>
+      </w:pPr>
+      <w:r>
+        <w:rPr>
+          <w:rStyle w:val="10"/>
+          <w:rFonts w:hint="default"/>
+          <w:color w:val="0000FF"/>
+          <w:lang w:val="en-US"/>
+        </w:rPr>
+        <w:t xml:space="preserve">Promt cho AI đọc trước mỗi conversation mới </w:t>
+      </w:r>
+      <w:r>
+        <w:rPr>
+          <w:rFonts w:hint="default" w:ascii="Times New Roman" w:hAnsi="Times New Roman" w:cs="Times New Roman"/>
+          <w:lang w:val="en-US"/>
+        </w:rPr>
+        <w:br w:type="textWrapping"/>
+      </w:r>
+      <w:r>
+        <w:rPr>
+          <w:rFonts w:hint="default" w:ascii="Times New Roman" w:hAnsi="Times New Roman" w:cs="Times New Roman"/>
+          <w:lang w:val="en-US"/>
+        </w:rPr>
+        <w:t>”Bạn là senior .NET engineer. Dự án nằm ở d:\MultiGuide_1person (MultiGuide Backend:</w:t>
+      </w:r>
+    </w:p>
+    <w:p>
+      <w:pPr>
+        <w:rPr>
+          <w:rFonts w:hint="default" w:ascii="Times New Roman" w:hAnsi="Times New Roman" w:cs="Times New Roman"/>
+          <w:lang w:val="en-US"/>
+        </w:rPr>
+      </w:pPr>
+      <w:r>
+        <w:rPr>
+          <w:rFonts w:hint="default" w:ascii="Times New Roman" w:hAnsi="Times New Roman" w:cs="Times New Roman"/>
+          <w:lang w:val="en-US"/>
+        </w:rPr>
+        <w:t>.NET 10, ASP.NET Core, EF Core, Supabase, kiến trúc 3 lớp nghiêm ngặt).</w:t>
+      </w:r>
+    </w:p>
+    <w:p>
+      <w:pPr>
+        <w:rPr>
+          <w:rFonts w:hint="default" w:ascii="Times New Roman" w:hAnsi="Times New Roman" w:cs="Times New Roman"/>
+          <w:lang w:val="en-US"/>
+        </w:rPr>
+      </w:pPr>
+    </w:p>
+    <w:p>
+      <w:pPr>
+        <w:rPr>
+          <w:rFonts w:hint="default" w:ascii="Times New Roman" w:hAnsi="Times New Roman" w:cs="Times New Roman"/>
+          <w:lang w:val="en-US"/>
+        </w:rPr>
+      </w:pPr>
+      <w:r>
+        <w:rPr>
+          <w:rFonts w:hint="default" w:ascii="Times New Roman" w:hAnsi="Times New Roman" w:cs="Times New Roman"/>
+          <w:lang w:val="en-US"/>
+        </w:rPr>
+        <w:t>BƯỚC 1 – Nắm project (CHƯA sửa code, CHƯA chạy lệnh thay đổi gì). Đọc theo thứ tự:</w:t>
+      </w:r>
+    </w:p>
+    <w:p>
+      <w:pPr>
+        <w:rPr>
+          <w:rFonts w:hint="default" w:ascii="Times New Roman" w:hAnsi="Times New Roman" w:cs="Times New Roman"/>
+          <w:lang w:val="en-US"/>
+        </w:rPr>
+      </w:pPr>
+      <w:r>
+        <w:rPr>
+          <w:rFonts w:hint="default" w:ascii="Times New Roman" w:hAnsi="Times New Roman" w:cs="Times New Roman"/>
+          <w:lang w:val="en-US"/>
+        </w:rPr>
+        <w:t>1. CLAUDE.md và README.md (quy ước, kiến trúc, lệnh build/test)</w:t>
+      </w:r>
+    </w:p>
+    <w:p>
+      <w:pPr>
+        <w:rPr>
+          <w:rFonts w:hint="default" w:ascii="Times New Roman" w:hAnsi="Times New Roman" w:cs="Times New Roman"/>
+          <w:lang w:val="en-US"/>
+        </w:rPr>
+      </w:pPr>
+      <w:r>
+        <w:rPr>
+          <w:rFonts w:hint="default" w:ascii="Times New Roman" w:hAnsi="Times New Roman" w:cs="Times New Roman"/>
+          <w:lang w:val="en-US"/>
+        </w:rPr>
+        <w:t>2. docs/ARCHITECTURE.md, docs/PRD.md, docs/ERD.md, docs/PROGRESS.md, docs/TASKS.md</w:t>
+      </w:r>
+    </w:p>
+    <w:p>
+      <w:pPr>
+        <w:rPr>
+          <w:rFonts w:hint="default" w:ascii="Times New Roman" w:hAnsi="Times New Roman" w:cs="Times New Roman"/>
+          <w:lang w:val="en-US"/>
+        </w:rPr>
+      </w:pPr>
+      <w:r>
+        <w:rPr>
+          <w:rFonts w:hint="default" w:ascii="Times New Roman" w:hAnsi="Times New Roman" w:cs="Times New Roman"/>
+          <w:lang w:val="en-US"/>
+        </w:rPr>
+        <w:t>3. Cấu trúc src/ (Api, Business, Data, Domain), tests/ và client/</w:t>
+      </w:r>
+    </w:p>
+    <w:p>
+      <w:pPr>
+        <w:rPr>
+          <w:rFonts w:hint="default" w:ascii="Times New Roman" w:hAnsi="Times New Roman" w:cs="Times New Roman"/>
+          <w:lang w:val="en-US"/>
+        </w:rPr>
+      </w:pPr>
+      <w:r>
+        <w:rPr>
+          <w:rFonts w:hint="default" w:ascii="Times New Roman" w:hAnsi="Times New Roman" w:cs="Times New Roman"/>
+          <w:lang w:val="en-US"/>
+        </w:rPr>
+        <w:t>4. Program.cs, các Controller, Service, Repository, DbContext, Migrations</w:t>
+      </w:r>
+    </w:p>
+    <w:p>
+      <w:pPr>
+        <w:rPr>
+          <w:rFonts w:hint="default" w:ascii="Times New Roman" w:hAnsi="Times New Roman" w:cs="Times New Roman"/>
+          <w:lang w:val="en-US"/>
+        </w:rPr>
+      </w:pPr>
+    </w:p>
+    <w:p>
+      <w:pPr>
+        <w:rPr>
+          <w:rFonts w:hint="default" w:ascii="Times New Roman" w:hAnsi="Times New Roman" w:cs="Times New Roman"/>
+          <w:lang w:val="en-US"/>
+        </w:rPr>
+      </w:pPr>
+      <w:r>
+        <w:rPr>
+          <w:rFonts w:hint="default" w:ascii="Times New Roman" w:hAnsi="Times New Roman" w:cs="Times New Roman"/>
+          <w:lang w:val="en-US"/>
+        </w:rPr>
+        <w:t>BƯỚC 2 – Tóm tắt lại cho tôi (ngắn gọn):</w:t>
+      </w:r>
+    </w:p>
+    <w:p>
+      <w:pPr>
+        <w:rPr>
+          <w:rFonts w:hint="default" w:ascii="Times New Roman" w:hAnsi="Times New Roman" w:cs="Times New Roman"/>
+          <w:lang w:val="en-US"/>
+        </w:rPr>
+      </w:pPr>
+      <w:r>
+        <w:rPr>
+          <w:rFonts w:hint="default" w:ascii="Times New Roman" w:hAnsi="Times New Roman" w:cs="Times New Roman"/>
+          <w:lang w:val="en-US"/>
+        </w:rPr>
+        <w:t>- Luồng nghiệp vụ chính (khách: QR → vé → GPS → POI → audio; admin: CRUD + upload)</w:t>
+      </w:r>
+    </w:p>
+    <w:p>
+      <w:pPr>
+        <w:rPr>
+          <w:rFonts w:hint="default" w:ascii="Times New Roman" w:hAnsi="Times New Roman" w:cs="Times New Roman"/>
+          <w:lang w:val="en-US"/>
+        </w:rPr>
+      </w:pPr>
+      <w:r>
+        <w:rPr>
+          <w:rFonts w:hint="default" w:ascii="Times New Roman" w:hAnsi="Times New Roman" w:cs="Times New Roman"/>
+          <w:lang w:val="en-US"/>
+        </w:rPr>
+        <w:t>- Ranh giới các lớp và các ràng buộc bắt buộc, gồm:</w:t>
+      </w:r>
+    </w:p>
+    <w:p>
+      <w:pPr>
+        <w:rPr>
+          <w:rFonts w:hint="default" w:ascii="Times New Roman" w:hAnsi="Times New Roman" w:cs="Times New Roman"/>
+          <w:lang w:val="en-US"/>
+        </w:rPr>
+      </w:pPr>
+      <w:r>
+        <w:rPr>
+          <w:rFonts w:hint="default" w:ascii="Times New Roman" w:hAnsi="Times New Roman" w:cs="Times New Roman"/>
+          <w:lang w:val="en-US"/>
+        </w:rPr>
+        <w:t xml:space="preserve">  - không lưu hay log GPS và token</w:t>
+      </w:r>
+    </w:p>
+    <w:p>
+      <w:pPr>
+        <w:rPr>
+          <w:rFonts w:hint="default" w:ascii="Times New Roman" w:hAnsi="Times New Roman" w:cs="Times New Roman"/>
+          <w:lang w:val="en-US"/>
+        </w:rPr>
+      </w:pPr>
+      <w:r>
+        <w:rPr>
+          <w:rFonts w:hint="default" w:ascii="Times New Roman" w:hAnsi="Times New Roman" w:cs="Times New Roman"/>
+          <w:lang w:val="en-US"/>
+        </w:rPr>
+        <w:t xml:space="preserve">  - AccessPass chỉ lưu hash SHA-256</w:t>
+      </w:r>
+    </w:p>
+    <w:p>
+      <w:pPr>
+        <w:rPr>
+          <w:rFonts w:hint="default" w:ascii="Times New Roman" w:hAnsi="Times New Roman" w:cs="Times New Roman"/>
+          <w:lang w:val="en-US"/>
+        </w:rPr>
+      </w:pPr>
+      <w:r>
+        <w:rPr>
+          <w:rFonts w:hint="default" w:ascii="Times New Roman" w:hAnsi="Times New Roman" w:cs="Times New Roman"/>
+          <w:lang w:val="en-US"/>
+        </w:rPr>
+        <w:t xml:space="preserve">  - test kiến trúc NetArchTest</w:t>
+      </w:r>
+    </w:p>
+    <w:p>
+      <w:pPr>
+        <w:rPr>
+          <w:rFonts w:hint="default" w:ascii="Times New Roman" w:hAnsi="Times New Roman" w:cs="Times New Roman"/>
+          <w:lang w:val="en-US"/>
+        </w:rPr>
+      </w:pPr>
+      <w:r>
+        <w:rPr>
+          <w:rFonts w:hint="default" w:ascii="Times New Roman" w:hAnsi="Times New Roman" w:cs="Times New Roman"/>
+          <w:lang w:val="en-US"/>
+        </w:rPr>
+        <w:t xml:space="preserve">  - build với -warnaserror</w:t>
+      </w:r>
+    </w:p>
+    <w:p>
+      <w:pPr>
+        <w:rPr>
+          <w:rFonts w:hint="default" w:ascii="Times New Roman" w:hAnsi="Times New Roman" w:cs="Times New Roman"/>
+          <w:lang w:val="en-US"/>
+        </w:rPr>
+      </w:pPr>
+      <w:r>
+        <w:rPr>
+          <w:rFonts w:hint="default" w:ascii="Times New Roman" w:hAnsi="Times New Roman" w:cs="Times New Roman"/>
+          <w:lang w:val="en-US"/>
+        </w:rPr>
+        <w:t xml:space="preserve">  - dotnet format</w:t>
+      </w:r>
+    </w:p>
+    <w:p>
+      <w:pPr>
+        <w:rPr>
+          <w:rFonts w:hint="default" w:ascii="Times New Roman" w:hAnsi="Times New Roman" w:cs="Times New Roman"/>
+          <w:lang w:val="en-US"/>
+        </w:rPr>
+      </w:pPr>
+      <w:r>
+        <w:rPr>
+          <w:rFonts w:hint="default" w:ascii="Times New Roman" w:hAnsi="Times New Roman" w:cs="Times New Roman"/>
+          <w:lang w:val="en-US"/>
+        </w:rPr>
+        <w:t xml:space="preserve">  - coverage Business ≥ 60%</w:t>
+      </w:r>
+    </w:p>
+    <w:p>
+      <w:pPr>
+        <w:rPr>
+          <w:rFonts w:hint="default" w:ascii="Times New Roman" w:hAnsi="Times New Roman" w:cs="Times New Roman"/>
+          <w:lang w:val="en-US"/>
+        </w:rPr>
+      </w:pPr>
+      <w:r>
+        <w:rPr>
+          <w:rFonts w:hint="default" w:ascii="Times New Roman" w:hAnsi="Times New Roman" w:cs="Times New Roman"/>
+          <w:lang w:val="en-US"/>
+        </w:rPr>
+        <w:t>- Những điểm bạn thấy rủi ro hoặc có thể có lỗi</w:t>
+      </w:r>
+    </w:p>
+    <w:p>
+      <w:pPr>
+        <w:rPr>
+          <w:rFonts w:hint="default" w:ascii="Times New Roman" w:hAnsi="Times New Roman" w:cs="Times New Roman"/>
+          <w:lang w:val="en-US"/>
+        </w:rPr>
+      </w:pPr>
+    </w:p>
+    <w:p>
+      <w:pPr>
+        <w:rPr>
+          <w:rFonts w:hint="default" w:ascii="Times New Roman" w:hAnsi="Times New Roman" w:cs="Times New Roman"/>
+          <w:lang w:val="en-US"/>
+        </w:rPr>
+      </w:pPr>
+      <w:r>
+        <w:rPr>
+          <w:rFonts w:hint="default" w:ascii="Times New Roman" w:hAnsi="Times New Roman" w:cs="Times New Roman"/>
+          <w:lang w:val="en-US"/>
+        </w:rPr>
+        <w:t>BƯỚC 3 – Chờ tôi giao việc. Khi sửa lỗi hoặc thêm tính năng, bạn phải:</w:t>
+      </w:r>
+    </w:p>
+    <w:p>
+      <w:pPr>
+        <w:rPr>
+          <w:rFonts w:hint="default" w:ascii="Times New Roman" w:hAnsi="Times New Roman" w:cs="Times New Roman"/>
+          <w:lang w:val="en-US"/>
+        </w:rPr>
+      </w:pPr>
+      <w:r>
+        <w:rPr>
+          <w:rFonts w:hint="default" w:ascii="Times New Roman" w:hAnsi="Times New Roman" w:cs="Times New Roman"/>
+          <w:lang w:val="en-US"/>
+        </w:rPr>
+        <w:t>- Tuân thủ kiến trúc 3 lớp (interface đặt ở Business, hiện thực ở Data)</w:t>
+      </w:r>
+    </w:p>
+    <w:p>
+      <w:pPr>
+        <w:rPr>
+          <w:rFonts w:hint="default" w:ascii="Times New Roman" w:hAnsi="Times New Roman" w:cs="Times New Roman"/>
+          <w:lang w:val="en-US"/>
+        </w:rPr>
+      </w:pPr>
+      <w:r>
+        <w:rPr>
+          <w:rFonts w:hint="default" w:ascii="Times New Roman" w:hAnsi="Times New Roman" w:cs="Times New Roman"/>
+          <w:lang w:val="en-US"/>
+        </w:rPr>
+        <w:t>- Viết hoặc cập nhật test (unit + integration)</w:t>
+      </w:r>
+    </w:p>
+    <w:p>
+      <w:pPr>
+        <w:rPr>
+          <w:rFonts w:hint="default" w:ascii="Times New Roman" w:hAnsi="Times New Roman" w:cs="Times New Roman"/>
+          <w:lang w:val="en-US"/>
+        </w:rPr>
+      </w:pPr>
+      <w:r>
+        <w:rPr>
+          <w:rFonts w:hint="default" w:ascii="Times New Roman" w:hAnsi="Times New Roman" w:cs="Times New Roman"/>
+          <w:lang w:val="en-US"/>
+        </w:rPr>
+        <w:t>- Chạy `dotnet build MultiGuide.sln -warnaserror`, `dotnet test`, `dotnet format --verify-no-changes`</w:t>
+      </w:r>
+    </w:p>
+    <w:p>
+      <w:pPr>
+        <w:rPr>
+          <w:rFonts w:hint="default" w:ascii="Times New Roman" w:hAnsi="Times New Roman" w:cs="Times New Roman"/>
+          <w:lang w:val="en-US"/>
+        </w:rPr>
+      </w:pPr>
+      <w:r>
+        <w:rPr>
+          <w:rFonts w:hint="default" w:ascii="Times New Roman" w:hAnsi="Times New Roman" w:cs="Times New Roman"/>
+          <w:lang w:val="en-US"/>
+        </w:rPr>
+        <w:t>- Nếu đổi schema thì tạo migration mới, không sửa migration cũ</w:t>
+      </w:r>
+    </w:p>
+    <w:p>
+      <w:pPr>
+        <w:rPr>
+          <w:rFonts w:hint="default" w:ascii="Times New Roman" w:hAnsi="Times New Roman" w:cs="Times New Roman"/>
+          <w:lang w:val="en-US"/>
+        </w:rPr>
+      </w:pPr>
+      <w:r>
+        <w:rPr>
+          <w:rFonts w:hint="default" w:ascii="Times New Roman" w:hAnsi="Times New Roman" w:cs="Times New Roman"/>
+          <w:lang w:val="en-US"/>
+        </w:rPr>
+        <w:t>- Cập nhật README/docs liên quan</w:t>
+      </w:r>
+    </w:p>
+    <w:p>
+      <w:pPr>
+        <w:rPr>
+          <w:rFonts w:hint="default" w:ascii="Times New Roman" w:hAnsi="Times New Roman" w:cs="Times New Roman"/>
+          <w:lang w:val="en-US"/>
+        </w:rPr>
+      </w:pPr>
+      <w:r>
+        <w:rPr>
+          <w:rFonts w:hint="default" w:ascii="Times New Roman" w:hAnsi="Times New Roman" w:cs="Times New Roman"/>
+          <w:lang w:val="en-US"/>
+        </w:rPr>
+        <w:t>- Nếu yêu cầu chưa rõ thì hỏi lại trước khi code</w:t>
+      </w:r>
+    </w:p>
+    <w:p>
+      <w:pPr>
+        <w:rPr>
+          <w:rFonts w:hint="default" w:ascii="Times New Roman" w:hAnsi="Times New Roman" w:cs="Times New Roman"/>
+          <w:lang w:val="en-US"/>
+        </w:rPr>
+      </w:pPr>
+    </w:p>
+    <w:p>
+      <w:pPr>
+        <w:rPr>
+          <w:rFonts w:hint="default" w:ascii="Times New Roman" w:hAnsi="Times New Roman" w:cs="Times New Roman"/>
+          <w:lang w:val="en-US"/>
+        </w:rPr>
+      </w:pPr>
+      <w:r>
+        <w:rPr>
+          <w:rFonts w:hint="default" w:ascii="Times New Roman" w:hAnsi="Times New Roman" w:cs="Times New Roman"/>
+          <w:lang w:val="en-US"/>
+        </w:rPr>
+        <w:t>Nhiệm vụ của tôi sẽ là:</w:t>
+      </w:r>
+    </w:p>
+    <w:p>
+      <w:pPr>
+        <w:rPr>
+          <w:rFonts w:hint="default" w:ascii="Times New Roman" w:hAnsi="Times New Roman" w:cs="Times New Roman"/>
+          <w:lang w:val="en-US"/>
+        </w:rPr>
+      </w:pPr>
+      <w:r>
+        <w:rPr>
+          <w:rFonts w:hint="default" w:ascii="Times New Roman" w:hAnsi="Times New Roman" w:cs="Times New Roman"/>
+          <w:lang w:val="en-US"/>
+        </w:rPr>
+        <w:t>- Lỗi cần sửa: &lt;mô tả từng lỗi, kèm endpoint, log hoặc bước tái hiện&gt;</w:t>
+      </w:r>
+    </w:p>
+    <w:p>
+      <w:pPr>
+        <w:rPr>
+          <w:rFonts w:hint="default" w:ascii="Times New Roman" w:hAnsi="Times New Roman" w:cs="Times New Roman"/>
+          <w:lang w:val="en-US"/>
+        </w:rPr>
+      </w:pPr>
+      <w:r>
+        <w:rPr>
+          <w:rFonts w:hint="default" w:ascii="Times New Roman" w:hAnsi="Times New Roman" w:cs="Times New Roman"/>
+          <w:lang w:val="en-US"/>
+        </w:rPr>
+        <w:t>- Tính năng mới: &lt;mô tả tính năng, ai dùng, input/output mong muốn&gt;</w:t>
       </w:r>
       <w:bookmarkStart w:id="0" w:name="_GoBack"/>
       <w:bookmarkEnd w:id="0"/>
-    </w:p>
-    <w:p>
-      <w:pPr>
-        <w:rPr>
-          <w:rFonts w:hint="default" w:ascii="Times New Roman" w:hAnsi="Times New Roman" w:cs="Times New Roman"/>
-        </w:rPr>
-      </w:pPr>
-      <w:r>
-        <w:rPr>
-          <w:rFonts w:hint="default" w:ascii="Times New Roman" w:hAnsi="Times New Roman" w:cs="Times New Roman"/>
-        </w:rPr>
-        <w:t>Xin chào, tôi muốn tiếp tục phát triển dự án MultiGuide Backend (.NET 10, kiến trúc 3 lớp: Api -&gt; Business &lt;- Data; cả 3 -&gt; Domain).</w:t>
-      </w:r>
-    </w:p>
-    <w:p>
-      <w:pPr>
-        <w:rPr>
-          <w:rFonts w:hint="default" w:ascii="Times New Roman" w:hAnsi="Times New Roman" w:cs="Times New Roman"/>
-        </w:rPr>
-      </w:pPr>
-    </w:p>
-    <w:p>
-      <w:pPr>
-        <w:rPr>
-          <w:rFonts w:hint="default" w:ascii="Times New Roman" w:hAnsi="Times New Roman" w:cs="Times New Roman"/>
-        </w:rPr>
-      </w:pPr>
-      <w:r>
-        <w:rPr>
-          <w:rFonts w:hint="default" w:ascii="Times New Roman" w:hAnsi="Times New Roman" w:cs="Times New Roman"/>
-        </w:rPr>
-        <w:t>Hiện tại:</w:t>
-      </w:r>
-    </w:p>
-    <w:p>
-      <w:pPr>
-        <w:rPr>
-          <w:rFonts w:hint="default" w:ascii="Times New Roman" w:hAnsi="Times New Roman" w:cs="Times New Roman"/>
-        </w:rPr>
-      </w:pPr>
-      <w:r>
-        <w:rPr>
-          <w:rFonts w:hint="default" w:ascii="Times New Roman" w:hAnsi="Times New Roman" w:cs="Times New Roman"/>
-        </w:rPr>
-        <w:t>- Toàn bộ Ngày 1 và các Task T-2.1, T-2.2 của Ngày 2 đã hoàn thành 100% (31/31 bài test xanh, hệ thống live trên Render, Supabase Auth với tài khoản admin quanghi176@gmail.com đã kích hoạt).</w:t>
-      </w:r>
-    </w:p>
-    <w:p>
-      <w:pPr>
-        <w:rPr>
-          <w:rFonts w:hint="default" w:ascii="Times New Roman" w:hAnsi="Times New Roman" w:cs="Times New Roman"/>
-        </w:rPr>
-      </w:pPr>
-      <w:r>
-        <w:rPr>
-          <w:rFonts w:hint="default" w:ascii="Times New Roman" w:hAnsi="Times New Roman" w:cs="Times New Roman"/>
-        </w:rPr>
-        <w:t>- Bây giờ chúng ta sẽ bắt đầu thực hiện Task tiếp theo: Task T-2.3 — Business: interface Repository + AdminContentService cho tour_area; Data: repository (US-10).</w:t>
-      </w:r>
-    </w:p>
-    <w:p>
-      <w:pPr>
-        <w:rPr>
-          <w:rFonts w:hint="default" w:ascii="Times New Roman" w:hAnsi="Times New Roman" w:cs="Times New Roman"/>
-        </w:rPr>
-      </w:pPr>
-    </w:p>
-    <w:p>
-      <w:pPr>
-        <w:rPr>
-          <w:rFonts w:hint="default" w:ascii="Times New Roman" w:hAnsi="Times New Roman" w:cs="Times New Roman"/>
-        </w:rPr>
-      </w:pPr>
-      <w:r>
-        <w:rPr>
-          <w:rFonts w:hint="default" w:ascii="Times New Roman" w:hAnsi="Times New Roman" w:cs="Times New Roman"/>
-        </w:rPr>
-        <w:t>BƯỚC 1 — ĐỌC VÀ NẮM NGỮ CẢNH DỰ ÁN (BẮT BUỘC):</w:t>
-      </w:r>
-    </w:p>
-    <w:p>
-      <w:pPr>
-        <w:rPr>
-          <w:rFonts w:hint="default" w:ascii="Times New Roman" w:hAnsi="Times New Roman" w:cs="Times New Roman"/>
-        </w:rPr>
-      </w:pPr>
-      <w:r>
-        <w:rPr>
-          <w:rFonts w:hint="default" w:ascii="Times New Roman" w:hAnsi="Times New Roman" w:cs="Times New Roman"/>
-        </w:rPr>
-        <w:t>Trước khi viết bất kỳ dòng code nào, hãy đọc kỹ:</w:t>
-      </w:r>
-    </w:p>
-    <w:p>
-      <w:pPr>
-        <w:rPr>
-          <w:rFonts w:hint="default" w:ascii="Times New Roman" w:hAnsi="Times New Roman" w:cs="Times New Roman"/>
-        </w:rPr>
-      </w:pPr>
-      <w:r>
-        <w:rPr>
-          <w:rFonts w:hint="default" w:ascii="Times New Roman" w:hAnsi="Times New Roman" w:cs="Times New Roman"/>
-        </w:rPr>
-        <w:t>1. CLAUDE.md (Quy tắc cứng và kiến trúc 3 lớp: Business tuyệt đối không biết EF Core/HTTP; Data implement interface từ Business).</w:t>
-      </w:r>
-    </w:p>
-    <w:p>
-      <w:pPr>
-        <w:rPr>
-          <w:rFonts w:hint="default" w:ascii="Times New Roman" w:hAnsi="Times New Roman" w:cs="Times New Roman"/>
-        </w:rPr>
-      </w:pPr>
-      <w:r>
-        <w:rPr>
-          <w:rFonts w:hint="default" w:ascii="Times New Roman" w:hAnsi="Times New Roman" w:cs="Times New Roman"/>
-        </w:rPr>
-        <w:t>2. docs/PROGRESS.md và docs/TASKS.md (Hiện trạng dự án và danh sách việc).</w:t>
-      </w:r>
-    </w:p>
-    <w:p>
-      <w:pPr>
-        <w:rPr>
-          <w:rFonts w:hint="default" w:ascii="Times New Roman" w:hAnsi="Times New Roman" w:cs="Times New Roman"/>
-        </w:rPr>
-      </w:pPr>
-      <w:r>
-        <w:rPr>
-          <w:rFonts w:hint="default" w:ascii="Times New Roman" w:hAnsi="Times New Roman" w:cs="Times New Roman"/>
-        </w:rPr>
-        <w:t>3. docs/DECISIONS.md (Các quyết định công nghệ đã chốt).</w:t>
-      </w:r>
-    </w:p>
-    <w:p>
-      <w:pPr>
-        <w:rPr>
-          <w:rFonts w:hint="default" w:ascii="Times New Roman" w:hAnsi="Times New Roman" w:cs="Times New Roman"/>
-        </w:rPr>
-      </w:pPr>
-      <w:r>
-        <w:rPr>
-          <w:rFonts w:hint="default" w:ascii="Times New Roman" w:hAnsi="Times New Roman" w:cs="Times New Roman"/>
-        </w:rPr>
-        <w:t>4. docs/ARCHITECTURE.md, docs/ERD.md và docs/PRD.md (mục 4, 6 và US-10 trong mục 7).</w:t>
-      </w:r>
-    </w:p>
-    <w:p>
-      <w:pPr>
-        <w:rPr>
-          <w:rFonts w:hint="default" w:ascii="Times New Roman" w:hAnsi="Times New Roman" w:cs="Times New Roman"/>
-        </w:rPr>
-      </w:pPr>
-    </w:p>
-    <w:p>
-      <w:pPr>
-        <w:rPr>
-          <w:rFonts w:hint="default" w:ascii="Times New Roman" w:hAnsi="Times New Roman" w:cs="Times New Roman"/>
-        </w:rPr>
-      </w:pPr>
-      <w:r>
-        <w:rPr>
-          <w:rFonts w:hint="default" w:ascii="Times New Roman" w:hAnsi="Times New Roman" w:cs="Times New Roman"/>
-        </w:rPr>
-        <w:t>BƯỚC 2 — KIỂM TRA HIỆN TRẠNG &amp; TÌM FILE LIÊN QUAN ĐẾN TASK T-2.3:</w:t>
-      </w:r>
-    </w:p>
-    <w:p>
-      <w:pPr>
-        <w:rPr>
-          <w:rFonts w:hint="default" w:ascii="Times New Roman" w:hAnsi="Times New Roman" w:cs="Times New Roman"/>
-        </w:rPr>
-      </w:pPr>
-      <w:r>
-        <w:rPr>
-          <w:rFonts w:hint="default" w:ascii="Times New Roman" w:hAnsi="Times New Roman" w:cs="Times New Roman"/>
-        </w:rPr>
-        <w:t>1. Chạy `git status` và `git log --oneline -5` để xác nhận nhánh sạch và commit mới nhất.</w:t>
-      </w:r>
-    </w:p>
-    <w:p>
-      <w:pPr>
-        <w:rPr>
-          <w:rFonts w:hint="default" w:ascii="Times New Roman" w:hAnsi="Times New Roman" w:cs="Times New Roman"/>
-        </w:rPr>
-      </w:pPr>
-      <w:r>
-        <w:rPr>
-          <w:rFonts w:hint="default" w:ascii="Times New Roman" w:hAnsi="Times New Roman" w:cs="Times New Roman"/>
-        </w:rPr>
-        <w:t>2. Kiểm tra entity `TourArea.cs`, `MultiGuideDbContext.cs`, và `DependencyInjection.cs` của Business &amp; Data.</w:t>
-      </w:r>
-    </w:p>
-    <w:p>
-      <w:pPr>
-        <w:rPr>
-          <w:rFonts w:hint="default" w:ascii="Times New Roman" w:hAnsi="Times New Roman" w:cs="Times New Roman"/>
-        </w:rPr>
-      </w:pPr>
-    </w:p>
-    <w:p>
-      <w:pPr>
-        <w:rPr>
-          <w:rFonts w:hint="default" w:ascii="Times New Roman" w:hAnsi="Times New Roman" w:cs="Times New Roman"/>
-        </w:rPr>
-      </w:pPr>
-      <w:r>
-        <w:rPr>
-          <w:rFonts w:hint="default" w:ascii="Times New Roman" w:hAnsi="Times New Roman" w:cs="Times New Roman"/>
-        </w:rPr>
-        <w:t>BƯỚC 3 — ĐỀ XUẤT KẾ HOẠCH &amp; CHỜ XÁC NHẬN:</w:t>
-      </w:r>
-    </w:p>
-    <w:p>
-      <w:pPr>
-        <w:rPr>
-          <w:rFonts w:hint="default" w:ascii="Times New Roman" w:hAnsi="Times New Roman" w:cs="Times New Roman"/>
-        </w:rPr>
-      </w:pPr>
-      <w:r>
-        <w:rPr>
-          <w:rFonts w:hint="default" w:ascii="Times New Roman" w:hAnsi="Times New Roman" w:cs="Times New Roman"/>
-        </w:rPr>
-        <w:t>- Tóm tắt ngắn gọn hiện trạng dự án.</w:t>
-      </w:r>
-    </w:p>
-    <w:p>
-      <w:pPr>
-        <w:rPr>
-          <w:rFonts w:hint="default" w:ascii="Times New Roman" w:hAnsi="Times New Roman" w:cs="Times New Roman"/>
-        </w:rPr>
-      </w:pPr>
-      <w:r>
-        <w:rPr>
-          <w:rFonts w:hint="default" w:ascii="Times New Roman" w:hAnsi="Times New Roman" w:cs="Times New Roman"/>
-        </w:rPr>
-        <w:t>- Đề xuất thiết kế chi tiết cho Task T-2.3:</w:t>
-      </w:r>
-    </w:p>
-    <w:p>
-      <w:pPr>
-        <w:rPr>
-          <w:rFonts w:hint="default" w:ascii="Times New Roman" w:hAnsi="Times New Roman" w:cs="Times New Roman"/>
-        </w:rPr>
-      </w:pPr>
-      <w:r>
-        <w:rPr>
-          <w:rFonts w:hint="default" w:ascii="Times New Roman" w:hAnsi="Times New Roman" w:cs="Times New Roman"/>
-        </w:rPr>
-        <w:t xml:space="preserve">  + Định nghĩa interface `IAreaRepository` trong tầng Business (các phương thức tìm theo Id, Code, lấy danh sách, thêm, sửa, kiểm tra trùng code).</w:t>
-      </w:r>
-    </w:p>
-    <w:p>
-      <w:pPr>
-        <w:rPr>
-          <w:rFonts w:hint="default" w:ascii="Times New Roman" w:hAnsi="Times New Roman" w:cs="Times New Roman"/>
-        </w:rPr>
-      </w:pPr>
-      <w:r>
-        <w:rPr>
-          <w:rFonts w:hint="default" w:ascii="Times New Roman" w:hAnsi="Times New Roman" w:cs="Times New Roman"/>
-        </w:rPr>
-        <w:t xml:space="preserve">  + Định nghĩa DTOs và nghiệp vụ trong `AdminContentService` (tầng Business): validate code chuẩn chữ thường/số/gạch ngang, validate giá &gt; 0, kiểm tra unique code (trùng ném ConflictException mã lỗi DUPLICATE_REQUEST / CONFLICT), xóa mềm (is_active = false).</w:t>
-      </w:r>
-    </w:p>
-    <w:p>
-      <w:pPr>
-        <w:rPr>
-          <w:rFonts w:hint="default" w:ascii="Times New Roman" w:hAnsi="Times New Roman" w:cs="Times New Roman"/>
-        </w:rPr>
-      </w:pPr>
-      <w:r>
-        <w:rPr>
-          <w:rFonts w:hint="default" w:ascii="Times New Roman" w:hAnsi="Times New Roman" w:cs="Times New Roman"/>
-        </w:rPr>
-        <w:t xml:space="preserve">  + Triển khai `AreaRepository` trong tầng Data bằng EF Core.</w:t>
-      </w:r>
-    </w:p>
-    <w:p>
-      <w:pPr>
-        <w:rPr>
-          <w:rFonts w:hint="default" w:ascii="Times New Roman" w:hAnsi="Times New Roman" w:cs="Times New Roman"/>
-        </w:rPr>
-      </w:pPr>
-      <w:r>
-        <w:rPr>
-          <w:rFonts w:hint="default" w:ascii="Times New Roman" w:hAnsi="Times New Roman" w:cs="Times New Roman"/>
-        </w:rPr>
-        <w:t xml:space="preserve">  + Đăng ký DI trong Business &amp; Data.</w:t>
-      </w:r>
-    </w:p>
-    <w:p>
-      <w:pPr>
-        <w:rPr>
-          <w:rFonts w:hint="default" w:ascii="Times New Roman" w:hAnsi="Times New Roman" w:cs="Times New Roman"/>
-        </w:rPr>
-      </w:pPr>
-      <w:r>
-        <w:rPr>
-          <w:rFonts w:hint="default" w:ascii="Times New Roman" w:hAnsi="Times New Roman" w:cs="Times New Roman"/>
-        </w:rPr>
-        <w:t xml:space="preserve">  + Kế hoạch viết Unit Test cho `AdminContentService` (mock IAreaRepository) trong `MultiGuide.Business.Tests`.</w:t>
-      </w:r>
-    </w:p>
-    <w:p>
-      <w:pPr>
-        <w:rPr>
-          <w:rFonts w:hint="default" w:ascii="Times New Roman" w:hAnsi="Times New Roman" w:cs="Times New Roman"/>
-        </w:rPr>
-      </w:pPr>
-      <w:r>
-        <w:rPr>
-          <w:rFonts w:hint="default" w:ascii="Times New Roman" w:hAnsi="Times New Roman" w:cs="Times New Roman"/>
-        </w:rPr>
-        <w:t>- DỪNG LẠI VÀ CHỜ TÔI XÁC NHẬN DUYỆT KẾ HOẠCH rồi mới tiến hành viết code.</w:t>
-      </w:r>
-    </w:p>
-    <w:p>
-      <w:pPr>
-        <w:rPr>
-          <w:rFonts w:hint="default" w:ascii="Times New Roman" w:hAnsi="Times New Roman" w:cs="Times New Roman"/>
-        </w:rPr>
-      </w:pPr>
+      <w:r>
+        <w:rPr>
+          <w:rFonts w:hint="default" w:ascii="Times New Roman" w:hAnsi="Times New Roman" w:cs="Times New Roman"/>
+          <w:lang w:val="en-US"/>
+        </w:rPr>
+        <w:t>”</w:t>
+      </w:r>
     </w:p>
     <w:sectPr>
       <w:pgSz w:w="11906" w:h="16838"/>
@@ -648,13 +1115,56 @@
       <w:lang w:val="en-US" w:eastAsia="zh-CN" w:bidi="ar-SA"/>
     </w:rPr>
   </w:style>
-  <w:style w:type="character" w:default="1" w:styleId="2">
+  <w:style w:type="paragraph" w:styleId="2">
+    <w:name w:val="heading 1"/>
+    <w:basedOn w:val="1"/>
+    <w:next w:val="1"/>
+    <w:link w:val="9"/>
+    <w:qFormat/>
+    <w:uiPriority w:val="0"/>
+    <w:pPr>
+      <w:keepNext/>
+      <w:keepLines/>
+      <w:spacing w:before="340" w:after="330" w:line="578" w:lineRule="auto"/>
+      <w:outlineLvl w:val="0"/>
+    </w:pPr>
+    <w:rPr>
+      <w:b/>
+      <w:bCs/>
+      <w:kern w:val="44"/>
+      <w:sz w:val="44"/>
+      <w:szCs w:val="44"/>
+    </w:rPr>
+  </w:style>
+  <w:style w:type="paragraph" w:styleId="3">
+    <w:name w:val="heading 2"/>
+    <w:basedOn w:val="1"/>
+    <w:next w:val="1"/>
+    <w:link w:val="10"/>
+    <w:semiHidden/>
+    <w:unhideWhenUsed/>
+    <w:qFormat/>
+    <w:uiPriority w:val="0"/>
+    <w:pPr>
+      <w:keepNext/>
+      <w:keepLines/>
+      <w:spacing w:before="260" w:after="260" w:line="416" w:lineRule="auto"/>
+      <w:outlineLvl w:val="1"/>
+    </w:pPr>
+    <w:rPr>
+      <w:b/>
+      <w:bCs/>
+      <w:sz w:val="32"/>
+      <w:szCs w:val="32"/>
+    </w:rPr>
+  </w:style>
+  <w:style w:type="character" w:default="1" w:styleId="4">
     <w:name w:val="Default Paragraph Font"/>
     <w:semiHidden/>
     <w:qFormat/>
     <w:uiPriority w:val="0"/>
   </w:style>
-  <w:style w:type="table" w:default="1" w:styleId="3">
+  <w:style w:type="table" w:default="1" w:styleId="5">
     <w:name w:val="Normal Table"/>
     <w:semiHidden/>
     <w:qFormat/>
@@ -668,9 +1178,9 @@
       </w:tblCellMar>
     </w:tblPr>
   </w:style>
-  <w:style w:type="character" w:styleId="4">
+  <w:style w:type="character" w:styleId="6">
     <w:name w:val="HTML Code"/>
-    <w:basedOn w:val="2"/>
+    <w:basedOn w:val="4"/>
     <w:qFormat/>
     <w:uiPriority w:val="0"/>
     <w:rPr>
@@ -679,7 +1189,7 @@
       <w:szCs w:val="20"/>
     </w:rPr>
   </w:style>
-  <w:style w:type="paragraph" w:styleId="5">
+  <w:style w:type="paragraph" w:styleId="7">
     <w:name w:val="Normal (Web)"/>
     <w:qFormat/>
     <w:uiPriority w:val="0"/>
@@ -696,14 +1206,37 @@
       <w:lang w:val="en-US" w:eastAsia="zh-CN" w:bidi="ar"/>
     </w:rPr>
   </w:style>
-  <w:style w:type="character" w:styleId="6">
+  <w:style w:type="character" w:styleId="8">
     <w:name w:val="Strong"/>
-    <w:basedOn w:val="2"/>
+    <w:basedOn w:val="4"/>
     <w:qFormat/>
     <w:uiPriority w:val="0"/>
     <w:rPr>
       <w:b/>
       <w:bCs/>
+    </w:rPr>
+  </w:style>
+  <w:style w:type="character" w:customStyle="1" w:styleId="9">
+    <w:name w:val="Heading 1 Char"/>
+    <w:link w:val="2"/>
+    <w:uiPriority w:val="0"/>
+    <w:rPr>
+      <w:b/>
+      <w:bCs/>
+      <w:kern w:val="44"/>
+      <w:sz w:val="44"/>
+      <w:szCs w:val="44"/>
+    </w:rPr>
+  </w:style>
+  <w:style w:type="character" w:customStyle="1" w:styleId="10">
+    <w:name w:val="Heading 2 Char"/>
+    <w:link w:val="3"/>
+    <w:uiPriority w:val="0"/>
+    <w:rPr>
+      <w:b/>
+      <w:bCs/>
+      <w:sz w:val="32"/>
+      <w:szCs w:val="32"/>
     </w:rPr>
   </w:style>
 </w:styles>
